--- a/res/programmes/Azure-Administrator-42h.docx
+++ b/res/programmes/Azure-Administrator-42h.docx
@@ -866,7 +866,7 @@
               <w:pStyle w:val="ProgTableText"/>
             </w:pPr>
             <w:r>
-              <w:t>One laptop per participant with a browser, Azure CLI, PowerShell and VS Code with Bicep; one Azure subscription per team with a budget alert and a Microsoft Entra test tenant, provided by the organiser; resource groups deleted at the end of each lab to control cost</w:t>
+              <w:t>One laptop per participant (browser, Azure CLI, PowerShell, VS Code with Bicep); per team, an Azure subscription in its own Microsoft Entra test tenant with an Entra ID P2 trial and a budget alert, provided by the organiser; resource groups deleted after each lab to control cost</w:t>
             </w:r>
           </w:p>
         </w:tc>
@@ -951,7 +951,7 @@
         <w:pStyle w:val="ProgIntro"/>
       </w:pPr>
       <w:r>
-        <w:t>Participants learn how Azure is organised and administered from the portal, CLI and PowerShell, manage users, groups and external identities in Microsoft Entra ID, then govern access and spending with RBAC, Azure Policy, management groups, tags, locks and cost management. Validated lab: a management group hierarchy where a policy restricts allowed Regions, a team has Contributor rights on its resource group only, and a budget raises an alert.</w:t>
+        <w:t>Participants learn how Azure is organised and administered from the portal, CLI and PowerShell, manage users, groups and external identities in Microsoft Entra ID, then govern access and spending with RBAC, Azure Policy, management groups, tags, locks and cost management. Validated lab: a management group hierarchy that applies the Allowed locations policy, a team has Contributor rights on its resource group only, and a budget raises an alert.</w:t>
       </w:r>
     </w:p>
     <w:tbl>
@@ -1207,7 +1207,7 @@
               <w:pStyle w:val="ProgTableText"/>
             </w:pPr>
             <w:r>
-              <w:t>RBAC, Azure Policy, management groups, tags, locks, cost management</w:t>
+              <w:t>RBAC, Azure Policy, management groups, tags, locks, cost management, Azure Advisor, moving resources</w:t>
             </w:r>
           </w:p>
         </w:tc>
@@ -1262,7 +1262,7 @@
         <w:pStyle w:val="ProgIntro"/>
       </w:pPr>
       <w:r>
-        <w:t>Participants build and connect virtual networks, filter traffic with network and application security groups, reach machines securely through Azure Bastion and services through private endpoints, resolve names with Azure DNS, and spread traffic with Azure Load Balancer and Application Gateway. Validated lab: two peered VNets where a VM without a public IP is reached only through Bastion and reads a storage account through a private endpoint.</w:t>
+        <w:t>Participants build and connect virtual networks, filter traffic with network and application security groups, reach machines securely through Azure Bastion and services through private endpoints, resolve names with Azure DNS, and spread traffic with Azure Load Balancer and Application Gateway. Validated lab: two peered VNets where a VM without a public IP is reached only through Bastion and reads a storage account, created from a provided Bicep file, through a private endpoint.</w:t>
       </w:r>
     </w:p>
     <w:tbl>
@@ -1695,7 +1695,7 @@
               <w:pStyle w:val="ProgTableText"/>
             </w:pPr>
             <w:r>
-              <w:t>Storage accounts, Blob, Files, access control, redundancy, lifecycle management</w:t>
+              <w:t>Storage accounts, redundancy, encryption; access keys, SAS and stored access policies, firewalls, identity-based access to Azure Files; Blob tiers, soft delete, versioning, lifecycle management; AzCopy</w:t>
             </w:r>
           </w:p>
         </w:tc>
@@ -1762,7 +1762,7 @@
               <w:pStyle w:val="ProgTableText"/>
             </w:pPr>
             <w:r>
-              <w:t>VMs, availability sets and zones, scale sets, deployment with ARM templates and Bicep</w:t>
+              <w:t>VMs, disks and encryption at host, resizing and moving VMs, availability sets and zones, scale sets; ARM templates and Bicep: deploy, export, convert</w:t>
             </w:r>
           </w:p>
         </w:tc>
@@ -1829,7 +1829,7 @@
               <w:pStyle w:val="ProgTableText"/>
             </w:pPr>
             <w:r>
-              <w:t>App Service plans and deployment slots, Container Instances, Container Apps</w:t>
+              <w:t>App Service plans, scaling, TLS certificates, custom domains, backup, deployment slots; Azure Container Registry, Container Instances, Container Apps</w:t>
             </w:r>
           </w:p>
         </w:tc>
@@ -1884,7 +1884,7 @@
         <w:pStyle w:val="ProgIntro"/>
       </w:pPr>
       <w:r>
-        <w:t>Participants collect metrics and logs with Azure Monitor and Log Analytics, alert on them, diagnose connectivity with Network Watcher, protect workloads with Azure Backup and Site Recovery, then practise AZ-104 questions. Validated lab: a VM restored from Azure Backup after a deleted file, and an alert raised from a KQL query in Log Analytics.</w:t>
+        <w:t>Participants collect metrics and logs with Azure Monitor and Log Analytics, alert on them, diagnose connectivity with Network Watcher, protect workloads with Azure Backup and Site Recovery, then practise AZ-104 questions. Validated lab: a deleted file recovered from an Azure Backup recovery point of a VM, and an alert raised from a KQL query in Log Analytics.</w:t>
       </w:r>
     </w:p>
     <w:tbl>
@@ -2006,7 +2006,7 @@
               <w:pStyle w:val="ProgTableText"/>
             </w:pPr>
             <w:r>
-              <w:t>Azure Monitor, Log Analytics, alerts, Network Watcher, Azure Backup and Site Recovery</w:t>
+              <w:t>Azure Monitor, Log Analytics and KQL, alerts and action groups, VM and network insights, Network Watcher and Connection Monitor, Recovery Services and Backup vaults, Site Recovery</w:t>
             </w:r>
           </w:p>
         </w:tc>
@@ -2250,7 +2250,7 @@
               <w:pStyle w:val="ProgTableText"/>
             </w:pPr>
             <w:r>
-              <w:t>Read the brief, then set up Entra ID groups and RBAC, policies, hub-and-spoke VNets with NSGs, load-balanced VMs and storage</w:t>
+              <w:t>Read the brief, then set up Entra ID groups and RBAC, policies, hub-and-spoke VNets with NSGs, load-balanced VMs and storage, deployed with Bicep where possible</w:t>
             </w:r>
           </w:p>
         </w:tc>

--- a/res/programmes/Azure-Administrator-42h.docx
+++ b/res/programmes/Azure-Administrator-42h.docx
@@ -32,7 +32,13 @@
                     <pic:cNvPicPr/>
                   </pic:nvPicPr>
                   <pic:blipFill>
-                    <a:blip r:embed="rId12"/>
+                    <a:blip r:embed="rId12">
+                      <a:extLst>
+                        <a:ext uri="{96DAC541-7B7A-43D3-8B79-37D633B846F1}">
+                          <asvg:svgBlip xmlns:asvg="http://schemas.microsoft.com/office/drawing/2016/SVG/main" r:embed="rId13"/>
+                        </a:ext>
+                      </a:extLst>
+                    </a:blip>
                     <a:stretch>
                       <a:fillRect/>
                     </a:stretch>
@@ -132,7 +138,7 @@
             <w:r>
               <w:drawing>
                 <wp:inline xmlns:a="http://schemas.openxmlformats.org/drawingml/2006/main" xmlns:pic="http://schemas.openxmlformats.org/drawingml/2006/picture">
-                  <wp:extent cx="516649" cy="486000"/>
+                  <wp:extent cx="516563" cy="486000"/>
                   <wp:docPr id="901" name="Picture 901"/>
                   <wp:cNvGraphicFramePr>
                     <a:graphicFrameLocks noChangeAspect="1"/>
@@ -145,7 +151,13 @@
                           <pic:cNvPicPr/>
                         </pic:nvPicPr>
                         <pic:blipFill>
-                          <a:blip r:embed="rId13"/>
+                          <a:blip r:embed="rId14">
+                            <a:extLst>
+                              <a:ext uri="{96DAC541-7B7A-43D3-8B79-37D633B846F1}">
+                                <asvg:svgBlip xmlns:asvg="http://schemas.microsoft.com/office/drawing/2016/SVG/main" r:embed="rId15"/>
+                              </a:ext>
+                            </a:extLst>
+                          </a:blip>
                           <a:stretch>
                             <a:fillRect/>
                           </a:stretch>
@@ -153,7 +165,7 @@
                         <pic:spPr>
                           <a:xfrm>
                             <a:off x="0" y="0"/>
-                            <a:ext cx="516649" cy="486000"/>
+                            <a:ext cx="516563" cy="486000"/>
                           </a:xfrm>
                           <a:prstGeom prst="rect"/>
                         </pic:spPr>
@@ -2497,7 +2509,7 @@
     <w:r>
       <w:drawing>
         <wp:inline xmlns:a="http://schemas.openxmlformats.org/drawingml/2006/main" xmlns:pic="http://schemas.openxmlformats.org/drawingml/2006/picture">
-          <wp:extent cx="114811" cy="108000"/>
+          <wp:extent cx="114792" cy="108000"/>
           <wp:docPr id="1" name="Picture 1"/>
           <wp:cNvGraphicFramePr>
             <a:graphicFrameLocks noChangeAspect="1"/>
@@ -2510,7 +2522,13 @@
                   <pic:cNvPicPr/>
                 </pic:nvPicPr>
                 <pic:blipFill>
-                  <a:blip r:embed="rId1"/>
+                  <a:blip r:embed="rId1">
+                    <a:extLst>
+                      <a:ext uri="{96DAC541-7B7A-43D3-8B79-37D633B846F1}">
+                        <asvg:svgBlip xmlns:asvg="http://schemas.microsoft.com/office/drawing/2016/SVG/main" r:embed="rId2"/>
+                      </a:ext>
+                    </a:extLst>
+                  </a:blip>
                   <a:stretch>
                     <a:fillRect/>
                   </a:stretch>
@@ -2518,7 +2536,7 @@
                 <pic:spPr>
                   <a:xfrm>
                     <a:off x="0" y="0"/>
-                    <a:ext cx="114811" cy="108000"/>
+                    <a:ext cx="114792" cy="108000"/>
                   </a:xfrm>
                   <a:prstGeom prst="rect"/>
                 </pic:spPr>
